--- a/octopus-api/secretaria/templates_docx/planilla_preinscripcion.docx
+++ b/octopus-api/secretaria/templates_docx/planilla_preinscripcion.docx
@@ -1229,7 +1229,7 @@
           <w:rFonts w:ascii="Cambria" w:hAnsi="Cambria" w:cs="Cambria"/>
           <w:lang w:val="es-MX"/>
         </w:rPr>
-        <w:t>5</w:t>
+        <w:t>6</w:t>
       </w:r>
       <w:r>
         <w:rPr>
@@ -1242,7 +1242,7 @@
           <w:rFonts w:ascii="Cambria" w:hAnsi="Cambria" w:cs="Cambria"/>
           <w:lang w:val="es-MX"/>
         </w:rPr>
-        <w:t>6</w:t>
+        <w:t>7</w:t>
       </w:r>
     </w:p>
     <w:p>
